--- a/hin/docx/033.content.docx
+++ b/hin/docx/033.content.docx
@@ -150,26 +150,6 @@
           <w:lang w:val="hi_IN" w:bidi="hi_IN"/>
         </w:rPr>
         <w:t>शर</w:t>
-      </w:r>
-      <w:r>
-        <w:rPr>
-          <w:lang w:val="hi_IN" w:bidi="hi_IN"/>
-        </w:rPr>
-      </w:r>
-    </w:p>
-    <w:p>
-      <w:pPr/>
-      <w:r>
-        <w:rPr>
-          <w:lang w:val="hi_IN" w:bidi="hi_IN"/>
-        </w:rPr>
-      </w:r>
-      <w:r>
-        <w:rPr>
-          <w:i/>
-          <w:lang w:val="hi_IN" w:bidi="hi_IN"/>
-        </w:rPr>
-        <w:t>श्राप और आशीषें</w:t>
       </w:r>
       <w:r>
         <w:rPr>

--- a/hin/docx/033.content.docx
+++ b/hin/docx/033.content.docx
@@ -19,7 +19,7 @@
         <w:rPr>
           <w:lang w:val="hi_IN" w:bidi="hi_IN"/>
         </w:rPr>
-        <w:t>Resource: Study Notes - Themes (Tyndale)</w:t>
+        <w:t>Resource: Tyndale Open Study Notes</w:t>
       </w:r>
       <w:r>
         <w:rPr>
@@ -112,7 +112,7 @@
         <w:rPr>
           <w:lang w:val="hi_IN" w:bidi="hi_IN"/>
         </w:rPr>
-        <w:t>Study Notes - Themes (Tyndale)</w:t>
+        <w:t>Tyndale Open Study Notes</w:t>
       </w:r>
     </w:p>
     <w:p>

--- a/hin/docx/033.content.docx
+++ b/hin/docx/033.content.docx
@@ -19,7 +19,7 @@
         <w:rPr>
           <w:lang w:val="hi_IN" w:bidi="hi_IN"/>
         </w:rPr>
-        <w:t>Resource: Tyndale Open Study Notes</w:t>
+        <w:t>Resource: Aquifer Open Study Notes (Themes)</w:t>
       </w:r>
       <w:r>
         <w:rPr>
@@ -112,7 +112,7 @@
         <w:rPr>
           <w:lang w:val="hi_IN" w:bidi="hi_IN"/>
         </w:rPr>
-        <w:t>Tyndale Open Study Notes</w:t>
+        <w:t>Aquifer Open Study Notes (Themes)</w:t>
       </w:r>
     </w:p>
     <w:p>

--- a/hin/docx/033.content.docx
+++ b/hin/docx/033.content.docx
@@ -259,36 +259,24 @@
         </w:rPr>
         <w:t>व्यवस्थाविवरण ने इस्राएलियों को समझाया कि परमेश्वर उनसे क्या अपेक्षा करते हैं। वाचा के अनुसार इस्राएल को परमेश्वर की आज्ञा माननी थी। इस्राएलियों ने ऐसा करने का वादा किया (</w:t>
       </w:r>
-      <w:hyperlink r:id="rId13">
-        <w:r>
-          <w:rPr>
-            <w:lang w:val="hi_IN" w:bidi="hi_IN"/>
-          </w:rPr>
-          <w:rPr>
-            <w:color w:val="0000EE"/>
-            <w:u w:val="single"/>
-          </w:rPr>
-          <w:t>निर्ग 19:8</w:t>
-        </w:r>
-      </w:hyperlink>
+      <w:r>
+        <w:rPr>
+          <w:lang w:val="hi_IN" w:bidi="hi_IN"/>
+        </w:rPr>
+        <w:t>निर्ग 19:8</w:t>
+      </w:r>
       <w:r>
         <w:rPr>
           <w:lang w:val="hi_IN" w:bidi="hi_IN"/>
         </w:rPr>
         <w:t>)। श्रापों और आशीषों वाला भाग यह बताता है कि परमेश्वर आज्ञाकारिता का प्रतिफल कैसे देंगे और आज्ञा न मानने का दण्ड कैसे देंगे (</w:t>
       </w:r>
-      <w:hyperlink r:id="rId14">
-        <w:r>
-          <w:rPr>
-            <w:lang w:val="hi_IN" w:bidi="hi_IN"/>
-          </w:rPr>
-          <w:rPr>
-            <w:color w:val="0000EE"/>
-            <w:u w:val="single"/>
-          </w:rPr>
-          <w:t>व्य.वि. 27:1–29:1</w:t>
-        </w:r>
-      </w:hyperlink>
+      <w:r>
+        <w:rPr>
+          <w:lang w:val="hi_IN" w:bidi="hi_IN"/>
+        </w:rPr>
+        <w:t>व्य.वि. 27:1–29:1</w:t>
+      </w:r>
       <w:r>
         <w:rPr>
           <w:lang w:val="hi_IN" w:bidi="hi_IN"/>
@@ -323,18 +311,12 @@
         </w:rPr>
         <w:t>परमेश्वर ने श्रापों पर जोर दिया ताकि गलत कामों के परिणामों पर ध्यान केन्द्रित किया जा सके। भविष्य की घटनाओं के विषय में यीशु द्वारा दी गई चेतावनियाँ भी इन्हीं चेतावनियों के समान हैं (</w:t>
       </w:r>
-      <w:hyperlink r:id="rId15">
-        <w:r>
-          <w:rPr>
-            <w:lang w:val="hi_IN" w:bidi="hi_IN"/>
-          </w:rPr>
-          <w:rPr>
-            <w:color w:val="0000EE"/>
-            <w:u w:val="single"/>
-          </w:rPr>
-          <w:t>मत्ती 24–25</w:t>
-        </w:r>
-      </w:hyperlink>
+      <w:r>
+        <w:rPr>
+          <w:lang w:val="hi_IN" w:bidi="hi_IN"/>
+        </w:rPr>
+        <w:t>मत्ती 24–25</w:t>
+      </w:r>
       <w:r>
         <w:rPr>
           <w:lang w:val="hi_IN" w:bidi="hi_IN"/>
@@ -355,54 +337,36 @@
         </w:rPr>
         <w:t xml:space="preserve">इस्राएल का इतिहास दिखाता है कि परमेश्वर ने आशीषों और श्रापों की अपनी प्रतिज्ञाओं को कैसे पूरा किया। जब इस्राएलियों ने परमेश्वर के साथ की गई वाचा का पालन किया, तब उन्होंने उन्हें आशीष दी, परन्तु जब उन्होंने बलवा किया, तब उन्होंने उनका न्याय किया। इस्राएल के बलवा का सारांश </w:t>
       </w:r>
-      <w:hyperlink r:id="rId16">
-        <w:r>
-          <w:rPr>
-            <w:lang w:val="hi_IN" w:bidi="hi_IN"/>
-          </w:rPr>
-          <w:rPr>
-            <w:color w:val="0000EE"/>
-            <w:u w:val="single"/>
-          </w:rPr>
-          <w:t>2 राजाओं 17:7–20</w:t>
-        </w:r>
-      </w:hyperlink>
+      <w:r>
+        <w:rPr>
+          <w:lang w:val="hi_IN" w:bidi="hi_IN"/>
+        </w:rPr>
+        <w:t>2 राजाओं 17:7–20</w:t>
+      </w:r>
       <w:r>
         <w:rPr>
           <w:lang w:val="hi_IN" w:bidi="hi_IN"/>
         </w:rPr>
         <w:t xml:space="preserve"> में है। जब इस्राएलियों ने पहली दो आज्ञाओं को तोड़ा, तब उन्होंने पूरी वाचा का उल्लंघन किया (</w:t>
       </w:r>
-      <w:hyperlink r:id="rId17">
-        <w:r>
-          <w:rPr>
-            <w:lang w:val="hi_IN" w:bidi="hi_IN"/>
-          </w:rPr>
-          <w:rPr>
-            <w:color w:val="0000EE"/>
-            <w:u w:val="single"/>
-          </w:rPr>
-          <w:t>व्य.वि. 5:7–10</w:t>
-        </w:r>
-      </w:hyperlink>
+      <w:r>
+        <w:rPr>
+          <w:lang w:val="hi_IN" w:bidi="hi_IN"/>
+        </w:rPr>
+        <w:t>व्य.वि. 5:7–10</w:t>
+      </w:r>
       <w:r>
         <w:rPr>
           <w:lang w:val="hi_IN" w:bidi="hi_IN"/>
         </w:rPr>
         <w:t xml:space="preserve">)। उनके इस बलवा के कारण </w:t>
       </w:r>
-      <w:hyperlink r:id="rId18">
-        <w:r>
-          <w:rPr>
-            <w:lang w:val="hi_IN" w:bidi="hi_IN"/>
-          </w:rPr>
-          <w:rPr>
-            <w:color w:val="0000EE"/>
-            <w:u w:val="single"/>
-          </w:rPr>
-          <w:t>व्यवस्थाविवरण 28</w:t>
-        </w:r>
-      </w:hyperlink>
+      <w:r>
+        <w:rPr>
+          <w:lang w:val="hi_IN" w:bidi="hi_IN"/>
+        </w:rPr>
+        <w:t>व्यवस्थाविवरण 28</w:t>
+      </w:r>
       <w:r>
         <w:rPr>
           <w:lang w:val="hi_IN" w:bidi="hi_IN"/>
@@ -432,144 +396,96 @@
           <w:lang w:val="hi_IN" w:bidi="hi_IN"/>
         </w:rPr>
       </w:r>
-      <w:hyperlink r:id="rId19">
-        <w:r>
-          <w:rPr>
-            <w:lang w:val="hi_IN" w:bidi="hi_IN"/>
-          </w:rPr>
-          <w:rPr>
-            <w:color w:val="0000EE"/>
-            <w:u w:val="single"/>
-          </w:rPr>
-          <w:t>उत्पत्ति 9:24–27</w:t>
-        </w:r>
-      </w:hyperlink>
+      <w:r>
+        <w:rPr>
+          <w:lang w:val="hi_IN" w:bidi="hi_IN"/>
+        </w:rPr>
+        <w:t>उत्पत्ति 9:24–27</w:t>
+      </w:r>
       <w:r>
         <w:rPr>
           <w:lang w:val="hi_IN" w:bidi="hi_IN"/>
         </w:rPr>
         <w:t xml:space="preserve">; </w:t>
       </w:r>
-      <w:hyperlink r:id="rId20">
-        <w:r>
-          <w:rPr>
-            <w:lang w:val="hi_IN" w:bidi="hi_IN"/>
-          </w:rPr>
-          <w:rPr>
-            <w:color w:val="0000EE"/>
-            <w:u w:val="single"/>
-          </w:rPr>
-          <w:t>लैव्यव्यवस्था 26:3–45</w:t>
-        </w:r>
-      </w:hyperlink>
+      <w:r>
+        <w:rPr>
+          <w:lang w:val="hi_IN" w:bidi="hi_IN"/>
+        </w:rPr>
+        <w:t>लैव्यव्यवस्था 26:3–45</w:t>
+      </w:r>
       <w:r>
         <w:rPr>
           <w:lang w:val="hi_IN" w:bidi="hi_IN"/>
         </w:rPr>
         <w:t xml:space="preserve">; </w:t>
       </w:r>
-      <w:hyperlink r:id="rId21">
-        <w:r>
-          <w:rPr>
-            <w:lang w:val="hi_IN" w:bidi="hi_IN"/>
-          </w:rPr>
-          <w:rPr>
-            <w:color w:val="0000EE"/>
-            <w:u w:val="single"/>
-          </w:rPr>
-          <w:t>व्यवस्थाविवरण 8:7–20</w:t>
-        </w:r>
-      </w:hyperlink>
+      <w:r>
+        <w:rPr>
+          <w:lang w:val="hi_IN" w:bidi="hi_IN"/>
+        </w:rPr>
+        <w:t>व्यवस्थाविवरण 8:7–20</w:t>
+      </w:r>
       <w:r>
         <w:rPr>
           <w:lang w:val="hi_IN" w:bidi="hi_IN"/>
         </w:rPr>
         <w:t xml:space="preserve">; </w:t>
       </w:r>
-      <w:hyperlink r:id="rId22">
-        <w:r>
-          <w:rPr>
-            <w:lang w:val="hi_IN" w:bidi="hi_IN"/>
-          </w:rPr>
-          <w:rPr>
-            <w:color w:val="0000EE"/>
-            <w:u w:val="single"/>
-          </w:rPr>
-          <w:t>11:29</w:t>
-        </w:r>
-      </w:hyperlink>
+      <w:r>
+        <w:rPr>
+          <w:lang w:val="hi_IN" w:bidi="hi_IN"/>
+        </w:rPr>
+        <w:t>11:29</w:t>
+      </w:r>
       <w:r>
         <w:rPr>
           <w:lang w:val="hi_IN" w:bidi="hi_IN"/>
         </w:rPr>
         <w:t>;</w:t>
       </w:r>
-      <w:hyperlink r:id="rId14">
-        <w:r>
-          <w:rPr>
-            <w:lang w:val="hi_IN" w:bidi="hi_IN"/>
-          </w:rPr>
-          <w:rPr>
-            <w:color w:val="0000EE"/>
-            <w:u w:val="single"/>
-          </w:rPr>
-          <w:t xml:space="preserve"> 27:1–29:1</w:t>
-        </w:r>
-      </w:hyperlink>
+      <w:r>
+        <w:rPr>
+          <w:lang w:val="hi_IN" w:bidi="hi_IN"/>
+        </w:rPr>
+        <w:t xml:space="preserve"> 27:1–29:1</w:t>
+      </w:r>
       <w:r>
         <w:rPr>
           <w:lang w:val="hi_IN" w:bidi="hi_IN"/>
         </w:rPr>
         <w:t xml:space="preserve">; </w:t>
       </w:r>
-      <w:hyperlink r:id="rId23">
-        <w:r>
-          <w:rPr>
-            <w:lang w:val="hi_IN" w:bidi="hi_IN"/>
-          </w:rPr>
-          <w:rPr>
-            <w:color w:val="0000EE"/>
-            <w:u w:val="single"/>
-          </w:rPr>
-          <w:t>यहोशू 8:33–35</w:t>
-        </w:r>
-      </w:hyperlink>
+      <w:r>
+        <w:rPr>
+          <w:lang w:val="hi_IN" w:bidi="hi_IN"/>
+        </w:rPr>
+        <w:t>यहोशू 8:33–35</w:t>
+      </w:r>
       <w:r>
         <w:rPr>
           <w:lang w:val="hi_IN" w:bidi="hi_IN"/>
         </w:rPr>
         <w:t xml:space="preserve">; </w:t>
       </w:r>
-      <w:hyperlink r:id="rId16">
-        <w:r>
-          <w:rPr>
-            <w:lang w:val="hi_IN" w:bidi="hi_IN"/>
-          </w:rPr>
-          <w:rPr>
-            <w:color w:val="0000EE"/>
-            <w:u w:val="single"/>
-          </w:rPr>
-          <w:t>2 राजाओं 17:7–20</w:t>
-        </w:r>
-      </w:hyperlink>
+      <w:r>
+        <w:rPr>
+          <w:lang w:val="hi_IN" w:bidi="hi_IN"/>
+        </w:rPr>
+        <w:t>2 राजाओं 17:7–20</w:t>
+      </w:r>
       <w:r>
         <w:rPr>
           <w:lang w:val="hi_IN" w:bidi="hi_IN"/>
         </w:rPr>
         <w:t xml:space="preserve">; </w:t>
       </w:r>
-      <w:hyperlink r:id="rId24">
-        <w:r>
-          <w:rPr>
-            <w:lang w:val="hi_IN" w:bidi="hi_IN"/>
-          </w:rPr>
-          <w:rPr>
-            <w:color w:val="0000EE"/>
-            <w:u w:val="single"/>
-          </w:rPr>
-          <w:t>2 इतिहास 36:17–21</w:t>
-        </w:r>
-      </w:hyperlink>
+      <w:r>
+        <w:rPr>
+          <w:lang w:val="hi_IN" w:bidi="hi_IN"/>
+        </w:rPr>
+        <w:t>2 इतिहास 36:17–21</w:t>
+      </w:r>
       <w:r>
         <w:rPr>
           <w:lang w:val="hi_IN" w:bidi="hi_IN"/>
